--- a/7 Project Documentation/Project Executable Files.docx
+++ b/7 Project Documentation/Project Executable Files.docx
@@ -123,7 +123,7 @@
               <w:rPr>
                 <w:sz w:val="24"/>
               </w:rPr>
-              <w:t xml:space="preserve">02 October 2026</w:t>
+              <w:t>01/10/2026</w:t>
             </w:r>
           </w:p>
         </w:tc>
@@ -269,6 +269,57 @@
           <w:p>
             <w:pPr>
               <w:pStyle w:val="TableParagraph"/>
+              <w:spacing w:before="75"/>
+              <w:rPr>
+                <w:rFonts w:ascii="Arial"/>
+                <w:b/>
+                <w:sz w:val="24"/>
+              </w:rPr>
+            </w:pPr>
+            <w:r>
+              <w:rPr>
+                <w:rFonts w:ascii="Arial"/>
+                <w:b/>
+                <w:sz w:val="24"/>
+              </w:rPr>
+              <w:t>Guide</w:t>
+            </w:r>
+          </w:p>
+        </w:tc>
+        <w:tc>
+          <w:tcPr>
+            <w:tcW w:w="7200" w:type="dxa"/>
+          </w:tcPr>
+          <w:p>
+            <w:pPr>
+              <w:pStyle w:val="TableParagraph"/>
+              <w:spacing w:before="75"/>
+              <w:ind w:left="139"/>
+              <w:rPr>
+                <w:sz w:val="24"/>
+              </w:rPr>
+            </w:pPr>
+            <w:r>
+              <w:rPr>
+                <w:spacing w:val="-2"/>
+                <w:sz w:val="24"/>
+              </w:rPr>
+              <w:t>N. Indumathi AP/CSE</w:t>
+            </w:r>
+          </w:p>
+        </w:tc>
+      </w:tr>
+      <w:tr>
+        <w:trPr>
+          <w:trHeight w:val="460" w:hRule="atLeast"/>
+        </w:trPr>
+        <w:tc>
+          <w:tcPr>
+            <w:tcW w:w="2160" w:type="dxa"/>
+          </w:tcPr>
+          <w:p>
+            <w:pPr>
+              <w:pStyle w:val="TableParagraph"/>
               <w:spacing w:before="78"/>
               <w:rPr>
                 <w:rFonts w:ascii="Arial"/>
@@ -368,81 +419,7 @@
       </w:pPr>
       <w:r>
         <w:rPr/>
-        <w:t>This section requires submission of all executable and deployable files for your </w:t>
-      </w:r>
-      <w:r>
-        <w:rPr/>
-        <w:t>project. Ensure all files are properly organized, named, and uploaded to the specified submission platform. The evaluator must be able to run or</w:t>
-      </w:r>
-      <w:r>
-        <w:rPr>
-          <w:spacing w:val="-2"/>
-        </w:rPr>
-        <w:t> </w:t>
-      </w:r>
-      <w:r>
-        <w:rPr/>
-        <w:t>deploy</w:t>
-      </w:r>
-      <w:r>
-        <w:rPr>
-          <w:spacing w:val="-2"/>
-        </w:rPr>
-        <w:t> </w:t>
-      </w:r>
-      <w:r>
-        <w:rPr/>
-        <w:t>your</w:t>
-      </w:r>
-      <w:r>
-        <w:rPr>
-          <w:spacing w:val="-2"/>
-        </w:rPr>
-        <w:t> </w:t>
-      </w:r>
-      <w:r>
-        <w:rPr/>
-        <w:t>solution</w:t>
-      </w:r>
-      <w:r>
-        <w:rPr>
-          <w:spacing w:val="-2"/>
-        </w:rPr>
-        <w:t> </w:t>
-      </w:r>
-      <w:r>
-        <w:rPr/>
-        <w:t>using</w:t>
-      </w:r>
-      <w:r>
-        <w:rPr>
-          <w:spacing w:val="-2"/>
-        </w:rPr>
-        <w:t> </w:t>
-      </w:r>
-      <w:r>
-        <w:rPr/>
-        <w:t>the</w:t>
-      </w:r>
-      <w:r>
-        <w:rPr>
-          <w:spacing w:val="-2"/>
-        </w:rPr>
-        <w:t> </w:t>
-      </w:r>
-      <w:r>
-        <w:rPr/>
-        <w:t>provided</w:t>
-      </w:r>
-      <w:r>
-        <w:rPr>
-          <w:spacing w:val="-2"/>
-        </w:rPr>
-        <w:t> </w:t>
-      </w:r>
-      <w:r>
-        <w:rPr/>
-        <w:t>files and instructions.</w:t>
+        <w:t>This section lists the executable files of PocketSmart AI and how to run them. The evaluator can run the solution locally using the files and instructions below.</w:t>
       </w:r>
     </w:p>
     <w:p>
@@ -712,7 +689,7 @@
                 <w:rFonts w:ascii="Times New Roman"/>
                 <w:sz w:val="24"/>
               </w:rPr>
-              <w:t xml:space="preserve">Yes</w:t>
+              <w:t>Yes</w:t>
             </w:r>
           </w:p>
         </w:tc>
@@ -787,7 +764,7 @@
                 <w:rFonts w:ascii="Times New Roman"/>
                 <w:sz w:val="24"/>
               </w:rPr>
-              <w:t xml:space="preserve">Yes</w:t>
+              <w:t>Yes (README.md and SETUP_GUIDE.md)</w:t>
             </w:r>
           </w:p>
         </w:tc>
@@ -862,7 +839,7 @@
                 <w:rFonts w:ascii="Times New Roman"/>
                 <w:sz w:val="24"/>
               </w:rPr>
-              <w:t xml:space="preserve">Yes</w:t>
+              <w:t>Yes (requirements.txt)</w:t>
             </w:r>
           </w:p>
         </w:tc>
@@ -937,7 +914,7 @@
                 <w:rFonts w:ascii="Times New Roman"/>
                 <w:sz w:val="24"/>
               </w:rPr>
-              <w:t xml:space="preserve">NA (no database; data created by data/generate.py)</w:t>
+              <w:t>NA (SQLite tables are created automatically on first start)</w:t>
             </w:r>
           </w:p>
         </w:tc>
@@ -1072,7 +1049,7 @@
                 <w:rFonts w:ascii="Times New Roman"/>
                 <w:sz w:val="24"/>
               </w:rPr>
-              <w:t xml:space="preserve">Yes</w:t>
+              <w:t>Yes (.env.example)</w:t>
             </w:r>
           </w:p>
         </w:tc>
@@ -1147,7 +1124,7 @@
                 <w:rFonts w:ascii="Times New Roman"/>
                 <w:sz w:val="24"/>
               </w:rPr>
-              <w:t xml:space="preserve">Yes</w:t>
+              <w:t>NA (runs locally; not hosted)</w:t>
             </w:r>
           </w:p>
         </w:tc>
@@ -1295,7 +1272,7 @@
                 <w:rFonts w:ascii="Times New Roman"/>
                 <w:sz w:val="24"/>
               </w:rPr>
-              <w:t xml:space="preserve">NA (web app)</w:t>
+              <w:t>NA (web app)</w:t>
             </w:r>
           </w:p>
         </w:tc>
@@ -1370,7 +1347,7 @@
                 <w:rFonts w:ascii="Times New Roman"/>
                 <w:sz w:val="24"/>
               </w:rPr>
-              <w:t xml:space="preserve">NA (Cloud Build buildpacks used)</w:t>
+              <w:t>NA (not used; the project runs directly with Python and Uvicorn)</w:t>
             </w:r>
           </w:p>
         </w:tc>
@@ -1491,7 +1468,7 @@
                 <w:rFonts w:ascii="Times New Roman"/>
                 <w:sz w:val="24"/>
               </w:rPr>
-              <w:t xml:space="preserve">Yes (results/metrics.json and plots)</w:t>
+              <w:t>Yes (tests/test_app.py with 30 tests; screenshots in docs/screenshots)</w:t>
             </w:r>
           </w:p>
         </w:tc>
@@ -1565,9 +1542,8 @@
               <w:rPr>
                 <w:rFonts w:ascii="Times New Roman"/>
                 <w:sz w:val="24"/>
-                <w:highlight w:val="yellow"/>
-              </w:rPr>
-              <w:t xml:space="preserve">[Yes / No - demo video]</w:t>
+              </w:rPr>
+              <w:t>Yes (PocketSmart_Demo.mp4, Google Drive link below)</w:t>
             </w:r>
           </w:p>
         </w:tc>
@@ -1645,13 +1621,7 @@
       </w:pPr>
       <w:r>
         <w:rPr/>
-        <w:t>Provide an overview of your project's file and folder structure </w:t>
-      </w:r>
-      <w:r>
-        <w:rPr>
-          <w:spacing w:val="-2"/>
-        </w:rPr>
-        <w:t>below:</w:t>
+        <w:t>The project folder is organised as follows:</w:t>
       </w:r>
     </w:p>
     <w:p>
@@ -1664,7 +1634,7 @@
         <w:rPr>
           <w:rFonts w:ascii="Courier New" w:hAnsi="Courier New" w:cs="Courier New"/>
         </w:rPr>
-        <w:t xml:space="preserve">pocketsmart/</w:t>
+        <w:t>PocketSmart-AI/</w:t>
       </w:r>
     </w:p>
     <w:p>
@@ -1677,7 +1647,7 @@
         <w:rPr>
           <w:rFonts w:ascii="Courier New" w:hAnsi="Courier New" w:cs="Courier New"/>
         </w:rPr>
-        <w:t xml:space="preserve">|-- .gitignore</w:t>
+        <w:t>|-- .env.example  .gitignore  requirements.txt</w:t>
       </w:r>
     </w:p>
     <w:p>
@@ -1690,7 +1660,7 @@
         <w:rPr>
           <w:rFonts w:ascii="Courier New" w:hAnsi="Courier New" w:cs="Courier New"/>
         </w:rPr>
-        <w:t xml:space="preserve">|-- .env            (not committed)</w:t>
+        <w:t>|-- README.md  SETUP_GUIDE.md  PROJECT_KNOWLEDGE.md  (other guides)</w:t>
       </w:r>
     </w:p>
     <w:p>
@@ -1703,7 +1673,7 @@
         <w:rPr>
           <w:rFonts w:ascii="Courier New" w:hAnsi="Courier New" w:cs="Courier New"/>
         </w:rPr>
-        <w:t xml:space="preserve">|-- README.md  CLAUDE.md  VIVA.md</w:t>
+        <w:t>|-- PocketSmart_Demo.mp4</w:t>
       </w:r>
     </w:p>
     <w:p>
@@ -1716,7 +1686,7 @@
         <w:rPr>
           <w:rFonts w:ascii="Courier New" w:hAnsi="Courier New" w:cs="Courier New"/>
         </w:rPr>
-        <w:t xml:space="preserve">|-- requirements.txt</w:t>
+        <w:t>|-- app/</w:t>
       </w:r>
     </w:p>
     <w:p>
@@ -1729,7 +1699,7 @@
         <w:rPr>
           <w:rFonts w:ascii="Courier New" w:hAnsi="Courier New" w:cs="Courier New"/>
         </w:rPr>
-        <w:t xml:space="preserve">|-- data/</w:t>
+        <w:t>|   |-- main.py  config.py  auth.py  database.py</w:t>
       </w:r>
     </w:p>
     <w:p>
@@ -1742,7 +1712,7 @@
         <w:rPr>
           <w:rFonts w:ascii="Courier New" w:hAnsi="Courier New" w:cs="Courier New"/>
         </w:rPr>
-        <w:t xml:space="preserve">|   |-- generate.py</w:t>
+        <w:t>|   |-- gemini_service.py  planners.py  products.py  templating.py</w:t>
       </w:r>
     </w:p>
     <w:p>
@@ -1755,7 +1725,7 @@
         <w:rPr>
           <w:rFonts w:ascii="Courier New" w:hAnsi="Courier New" w:cs="Courier New"/>
         </w:rPr>
-        <w:t xml:space="preserve">|   `-- *.csv          (synthetic transactions)</w:t>
+        <w:t>|   `-- routes/  (public, auth and planner routes)</w:t>
       </w:r>
     </w:p>
     <w:p>
@@ -1768,7 +1738,7 @@
         <w:rPr>
           <w:rFonts w:ascii="Courier New" w:hAnsi="Courier New" w:cs="Courier New"/>
         </w:rPr>
-        <w:t xml:space="preserve">|-- src/</w:t>
+        <w:t>|-- templates/   (15 HTML templates)</w:t>
       </w:r>
     </w:p>
     <w:p>
@@ -1781,7 +1751,7 @@
         <w:rPr>
           <w:rFonts w:ascii="Courier New" w:hAnsi="Courier New" w:cs="Courier New"/>
         </w:rPr>
-        <w:t xml:space="preserve">|   |-- features.py  train_classifier.py</w:t>
+        <w:t>|-- static/      css/style.css  js/app.js</w:t>
       </w:r>
     </w:p>
     <w:p>
@@ -1794,7 +1764,7 @@
         <w:rPr>
           <w:rFonts w:ascii="Courier New" w:hAnsi="Courier New" w:cs="Courier New"/>
         </w:rPr>
-        <w:t xml:space="preserve">|   |-- anomaly.py   forecast.py</w:t>
+        <w:t>|-- tests/test_app.py   (30 tests)</w:t>
       </w:r>
     </w:p>
     <w:p>
@@ -1807,7 +1777,7 @@
         <w:rPr>
           <w:rFonts w:ascii="Courier New" w:hAnsi="Courier New" w:cs="Courier New"/>
         </w:rPr>
-        <w:t xml:space="preserve">|   |-- evaluate.py  gemini.py</w:t>
+        <w:t>|-- scripts/test_gemini.py</w:t>
       </w:r>
     </w:p>
     <w:p>
@@ -1820,33 +1790,7 @@
         <w:rPr>
           <w:rFonts w:ascii="Courier New" w:hAnsi="Courier New" w:cs="Courier New"/>
         </w:rPr>
-        <w:t xml:space="preserve">|-- models/classifier.joblib</w:t>
-      </w:r>
-    </w:p>
-    <w:p>
-      <w:pPr>
-        <w:pStyle w:val="BodyText"/>
-        <w:spacing w:line="276" w:lineRule="auto" w:before="142" w:after="0"/>
-        <w:jc w:val="both"/>
-      </w:pPr>
-      <w:r>
-        <w:rPr>
-          <w:rFonts w:ascii="Courier New" w:hAnsi="Courier New" w:cs="Courier New"/>
-        </w:rPr>
-        <w:t xml:space="preserve">|-- results/metrics.json  + confusion matrix and forecast PNGs</w:t>
-      </w:r>
-    </w:p>
-    <w:p>
-      <w:pPr>
-        <w:pStyle w:val="BodyText"/>
-        <w:spacing w:line="276" w:lineRule="auto" w:before="142" w:after="0"/>
-        <w:jc w:val="both"/>
-      </w:pPr>
-      <w:r>
-        <w:rPr>
-          <w:rFonts w:ascii="Courier New" w:hAnsi="Courier New" w:cs="Courier New"/>
-        </w:rPr>
-        <w:t xml:space="preserve">`-- api/main.py        (FastAPI app)</w:t>
+        <w:t>`-- docs/screenshots/   (UI screenshots)</w:t>
       </w:r>
     </w:p>
     <w:p>
@@ -2023,9 +1967,8 @@
               <w:rPr>
                 <w:rFonts w:ascii="Times New Roman"/>
                 <w:sz w:val="24"/>
-                <w:highlight w:val="yellow"/>
-              </w:rPr>
-              <w:t xml:space="preserve">[Cloud Run public URL]</w:t>
+              </w:rPr>
+              <w:t>Not hosted. Runs locally at http://127.0.0.1:8000 (API docs at /docs)</w:t>
             </w:r>
           </w:p>
         </w:tc>
@@ -2096,7 +2039,7 @@
               <w:rPr>
                 <w:sz w:val="24"/>
               </w:rPr>
-              <w:t xml:space="preserve">No login required (public demo)</w:t>
+              <w:t>Register a new account on the Register page (for example demo_user / demo123, as used in DEMO_SCRIPT.md)</w:t>
             </w:r>
           </w:p>
         </w:tc>
@@ -2185,7 +2128,7 @@
               <w:rPr>
                 <w:sz w:val="24"/>
               </w:rPr>
-              <w:t xml:space="preserve">Google Cloud Run with Cloud Build</w:t>
+              <w:t>Local run with Uvicorn; Gemini through a Google AI Studio API key</w:t>
             </w:r>
           </w:p>
         </w:tc>
@@ -2245,7 +2188,7 @@
                 <w:rFonts w:ascii="Times New Roman"/>
                 <w:sz w:val="24"/>
               </w:rPr>
-              <w:t xml:space="preserve">https://github.com/Mukilkani23/pocketsmart</w:t>
+              <w:t>https://github.com/krishnan-naveen/Pocket_Smart-AI</w:t>
             </w:r>
           </w:p>
         </w:tc>
@@ -2330,9 +2273,8 @@
               <w:rPr>
                 <w:rFonts w:ascii="Times New Roman"/>
                 <w:sz w:val="24"/>
-                <w:highlight w:val="yellow"/>
-              </w:rPr>
-              <w:t xml:space="preserve">[demo video link]</w:t>
+              </w:rPr>
+              <w:t>https://drive.google.com/file/d/1DZPlATmueS86CXjH3e2PQ2LIlxiyHrjd/view?usp=drivesdk</w:t>
             </w:r>
           </w:p>
         </w:tc>
@@ -2382,119 +2324,7 @@
       </w:pPr>
       <w:r>
         <w:rPr/>
-        <w:t>Provide</w:t>
-      </w:r>
-      <w:r>
-        <w:rPr>
-          <w:spacing w:val="-2"/>
-        </w:rPr>
-        <w:t> </w:t>
-      </w:r>
-      <w:r>
-        <w:rPr/>
-        <w:t>clear,</w:t>
-      </w:r>
-      <w:r>
-        <w:rPr>
-          <w:spacing w:val="-1"/>
-        </w:rPr>
-        <w:t> </w:t>
-      </w:r>
-      <w:r>
-        <w:rPr/>
-        <w:t>step-by-step</w:t>
-      </w:r>
-      <w:r>
-        <w:rPr>
-          <w:spacing w:val="-1"/>
-        </w:rPr>
-        <w:t> </w:t>
-      </w:r>
-      <w:r>
-        <w:rPr/>
-        <w:t>instructions</w:t>
-      </w:r>
-      <w:r>
-        <w:rPr>
-          <w:spacing w:val="-2"/>
-        </w:rPr>
-        <w:t> </w:t>
-      </w:r>
-      <w:r>
-        <w:rPr/>
-        <w:t>for</w:t>
-      </w:r>
-      <w:r>
-        <w:rPr>
-          <w:spacing w:val="-1"/>
-        </w:rPr>
-        <w:t> </w:t>
-      </w:r>
-      <w:r>
-        <w:rPr/>
-        <w:t>the</w:t>
-      </w:r>
-      <w:r>
-        <w:rPr>
-          <w:spacing w:val="-1"/>
-        </w:rPr>
-        <w:t> </w:t>
-      </w:r>
-      <w:r>
-        <w:rPr/>
-        <w:t>evaluator</w:t>
-      </w:r>
-      <w:r>
-        <w:rPr>
-          <w:spacing w:val="-1"/>
-        </w:rPr>
-        <w:t> </w:t>
-      </w:r>
-      <w:r>
-        <w:rPr/>
-        <w:t>to</w:t>
-      </w:r>
-      <w:r>
-        <w:rPr>
-          <w:spacing w:val="-2"/>
-        </w:rPr>
-        <w:t> </w:t>
-      </w:r>
-      <w:r>
-        <w:rPr/>
-        <w:t>run</w:t>
-      </w:r>
-      <w:r>
-        <w:rPr>
-          <w:spacing w:val="-1"/>
-        </w:rPr>
-        <w:t> </w:t>
-      </w:r>
-      <w:r>
-        <w:rPr/>
-        <w:t>your</w:t>
-      </w:r>
-      <w:r>
-        <w:rPr>
-          <w:spacing w:val="-1"/>
-        </w:rPr>
-        <w:t> </w:t>
-      </w:r>
-      <w:r>
-        <w:rPr/>
-        <w:t>project</w:t>
-      </w:r>
-      <w:r>
-        <w:rPr>
-          <w:spacing w:val="-1"/>
-        </w:rPr>
-        <w:t> </w:t>
-      </w:r>
-      <w:r>
-        <w:rPr>
-          <w:spacing w:val="-2"/>
-        </w:rPr>
-        <w:t>locally:</w:t>
+        <w:t>To run PocketSmart AI locally:</w:t>
       </w:r>
     </w:p>
     <w:p>
@@ -2505,7 +2335,7 @@
       </w:pPr>
       <w:r>
         <w:rPr/>
-        <w:t xml:space="preserve">1. Create the environment: conda create -n pocketsmart python=3.11, then conda activate pocketsmart</w:t>
+        <w:t>1. Install Python 3.10 or newer and create a virtual environment: python -m venv .venv, then activate it (.venv\Scripts\Activate.ps1 on Windows)</w:t>
       </w:r>
     </w:p>
     <w:p>
@@ -2516,7 +2346,7 @@
       </w:pPr>
       <w:r>
         <w:rPr/>
-        <w:t xml:space="preserve">2. Install packages: pip install -r requirements.txt</w:t>
+        <w:t>2. Install packages: python -m pip install -r requirements.txt</w:t>
       </w:r>
     </w:p>
     <w:p>
@@ -2527,13 +2357,7 @@
       </w:pPr>
       <w:r>
         <w:rPr/>
-        <w:t xml:space="preserve">3. Create a .env file with GEMINI_API_KEY=&lt;your key&gt; </w:t>
-      </w:r>
-      <w:r>
-        <w:rPr>
-          <w:highlight w:val="yellow"/>
-        </w:rPr>
-        <w:t xml:space="preserve">[confirm variable name]</w:t>
+        <w:t>3. Copy .env.example to .env and set GEMINI_API_KEY (free key from Google AI Studio) and SECRET_KEY</w:t>
       </w:r>
     </w:p>
     <w:p>
@@ -2544,7 +2368,7 @@
       </w:pPr>
       <w:r>
         <w:rPr/>
-        <w:t xml:space="preserve">4. Generate data and train: python data/generate.py, then python src/train_classifier.py</w:t>
+        <w:t>4. Optional Gemini check: python scripts/test_gemini.py</w:t>
       </w:r>
     </w:p>
     <w:p>
@@ -2555,7 +2379,7 @@
       </w:pPr>
       <w:r>
         <w:rPr/>
-        <w:t xml:space="preserve">5. Create the report: python src/evaluate.py --report</w:t>
+        <w:t>5. Run the tests: python -m pytest -v (expect 30 passed)</w:t>
       </w:r>
     </w:p>
     <w:p>
@@ -2566,7 +2390,7 @@
       </w:pPr>
       <w:r>
         <w:rPr/>
-        <w:t xml:space="preserve">6. Start the API: uvicorn api.main:app --reload, then open http://127.0.0.1:8000/docs</w:t>
+        <w:t>6. Start the app: python -m app.main, then open http://127.0.0.1:8000 (API docs at /docs)</w:t>
       </w:r>
     </w:p>
     <w:p>
@@ -2577,13 +2401,7 @@
       </w:pPr>
       <w:r>
         <w:rPr/>
-        <w:t xml:space="preserve">7. Start the UI: streamlit run &lt;frontend file&gt; </w:t>
-      </w:r>
-      <w:r>
-        <w:rPr>
-          <w:highlight w:val="yellow"/>
-        </w:rPr>
-        <w:t xml:space="preserve">[confirm filename]</w:t>
+        <w:t>7. Register an account, log in and try the Home, Party and Jewelry planners</w:t>
       </w:r>
     </w:p>
     <w:p>
@@ -2808,7 +2626,7 @@
                 <w:rFonts w:ascii="Times New Roman"/>
                 <w:sz w:val="24"/>
               </w:rPr>
-              <w:t xml:space="preserve">Cold start on Cloud Run (min-instances=0) makes the first request slow</w:t>
+              <w:t>Product data and prices are simulated (52 catalog items)</w:t>
             </w:r>
           </w:p>
         </w:tc>
@@ -2830,7 +2648,7 @@
                 <w:rFonts w:ascii="Times New Roman"/>
                 <w:sz w:val="24"/>
               </w:rPr>
-              <w:t xml:space="preserve">Warm the instance before the demo</w:t>
+              <w:t>Each link opens a real search page on the platform</w:t>
             </w:r>
           </w:p>
         </w:tc>
@@ -2878,7 +2696,7 @@
                 <w:rFonts w:ascii="Times New Roman"/>
                 <w:sz w:val="24"/>
               </w:rPr>
-              <w:t xml:space="preserve">Data is synthetic, so accuracy on real bank statements is not guaranteed</w:t>
+              <w:t>Gemini output depends on the API key, model name and quota</w:t>
             </w:r>
           </w:p>
         </w:tc>
@@ -2900,7 +2718,7 @@
                 <w:rFonts w:ascii="Times New Roman"/>
                 <w:sz w:val="24"/>
               </w:rPr>
-              <w:t xml:space="preserve">Planned: validate on real labelled statements in Phase 2</w:t>
+              <w:t>The rule-based fallback keeps every plan valid and within budget</w:t>
             </w:r>
           </w:p>
         </w:tc>
@@ -2948,7 +2766,7 @@
                 <w:rFonts w:ascii="Times New Roman"/>
                 <w:sz w:val="24"/>
               </w:rPr>
-              <w:t xml:space="preserve">Advice needs the Gemini API; offline it shows template text</w:t>
+              <w:t>SQLite and cookie sessions are demo-scale</w:t>
             </w:r>
           </w:p>
         </w:tc>
@@ -2970,7 +2788,7 @@
                 <w:rFonts w:ascii="Times New Roman"/>
                 <w:sz w:val="24"/>
               </w:rPr>
-              <w:t xml:space="preserve">Template fallback keeps /advice from failing</w:t>
+              <w:t>Suitable for a local demo; cookies are not HTTPS-only because the app runs on localhost</w:t>
             </w:r>
           </w:p>
         </w:tc>
